--- a/MGMT 6124/Module 5 Questionnaire/4_Report_Template.docx
+++ b/MGMT 6124/Module 5 Questionnaire/4_Report_Template.docx
@@ -201,28 +201,8 @@
                 <w:bCs w:val="false"/>
                 <w:sz w:val="19"/>
                 <w:szCs w:val="19"/>
-                <w:shd w:fill="FFFF00" w:color="auto" w:val="clear"/>
-              </w:rPr>
-              <w:t xml:space="preserve">[team member 1]</w:t>
-            </w:r>
-            <w:r>
-              <w:rPr>
-                <w:b w:val="false"/>
-                <w:bCs w:val="false"/>
-                <w:sz w:val="19"/>
-                <w:szCs w:val="19"/>
-              </w:rPr>
-              <w:t xml:space="preserve"> and </w:t>
-            </w:r>
-            <w:r>
-              <w:rPr>
-                <w:b w:val="false"/>
-                <w:bCs w:val="false"/>
-                <w:sz w:val="19"/>
-                <w:szCs w:val="19"/>
-                <w:shd w:fill="FFFF00" w:color="auto" w:val="clear"/>
-              </w:rPr>
-              <w:t xml:space="preserve">[team member 2]</w:t>
+              </w:rPr>
+              <w:t xml:space="preserve">Adekunle Adeniji and Alain Rivera Sanchez</w:t>
             </w:r>
           </w:p>
         </w:tc>
@@ -373,7 +353,7 @@
                 <w:sz w:val="19"/>
                 <w:szCs w:val="19"/>
               </w:rPr>
-              <w:t xml:space="preserve"> people  |  Survey tool: Google Forms</w:t>
+              <w:t xml:space="preserve"> people  |  Survey tool: SurveyMonkey</w:t>
             </w:r>
           </w:p>
         </w:tc>
@@ -859,7 +839,7 @@
         <w:t xml:space="preserve">five question types</w:t>
       </w:r>
       <w:r>
-        <w:t xml:space="preserve">: single-choice, checkbox, a Likert agreement grid, linear 1 to 5 scales, and one optional open-ended question. Two demographic questions (age group and main activity) let us compare groups. Anyone who said they never use AI tools skipped the four questions about using them, so those questions were only asked of AI users. The full questionnaire is in Appendix B.</w:t>
+        <w:t xml:space="preserve">: single-choice, checkbox, a Likert agreement grid, linear 1 to 5 scales, and one optional open-ended question. Two demographic questions (age group and main activity) let us compare groups. Anyone who said they never use AI tools was asked to skip the four questions about using them, so those questions reflect AI users only. The full questionnaire is in Appendix B.</w:t>
       </w:r>
     </w:p>
     <w:p>
@@ -1397,7 +1377,7 @@
         <w:spacing w:after="120" w:line="276"/>
       </w:pPr>
       <w:r>
-        <w:t xml:space="preserve">Responses were exported from Google Forms to Excel. We summarised each question with counts and percentages, then compared answers across groups using cross-tabulations by age group (Q1), main activity (Q2) and guidance received (Q8), including </w:t>
+        <w:t xml:space="preserve">Responses were exported from SurveyMonkey to Excel. We summarised each question with counts and percentages, then compared answers across groups using cross-tabulations by age group (Q1), main activity (Q2) and guidance received (Q8), including </w:t>
       </w:r>
       <w:r>
         <w:rPr>
@@ -4503,7 +4483,7 @@
                 <w:szCs w:val="19"/>
                 <w:shd w:fill="FFFF00" w:color="auto" w:val="clear"/>
               </w:rPr>
-              <w:t xml:space="preserve">[...]</w:t>
+              <w:t xml:space="preserve">[what this person actually did]</w:t>
             </w:r>
           </w:p>
         </w:tc>
@@ -4534,7 +4514,7 @@
                 <w:szCs w:val="19"/>
                 <w:shd w:fill="FFFF00" w:color="auto" w:val="clear"/>
               </w:rPr>
-              <w:t xml:space="preserve">[name]</w:t>
+              <w:t xml:space="preserve">[Adekunle or Alain]</w:t>
             </w:r>
           </w:p>
         </w:tc>
@@ -4631,7 +4611,7 @@
                 <w:szCs w:val="19"/>
                 <w:shd w:fill="FFFF00" w:color="auto" w:val="clear"/>
               </w:rPr>
-              <w:t xml:space="preserve">[name]</w:t>
+              <w:t xml:space="preserve">[Adekunle or Alain]</w:t>
             </w:r>
           </w:p>
         </w:tc>
@@ -4728,7 +4708,7 @@
                 <w:szCs w:val="19"/>
                 <w:shd w:fill="FFFF00" w:color="auto" w:val="clear"/>
               </w:rPr>
-              <w:t xml:space="preserve">[name]</w:t>
+              <w:t xml:space="preserve">[Adekunle or Alain]</w:t>
             </w:r>
           </w:p>
         </w:tc>
@@ -4825,7 +4805,7 @@
                 <w:szCs w:val="19"/>
                 <w:shd w:fill="FFFF00" w:color="auto" w:val="clear"/>
               </w:rPr>
-              <w:t xml:space="preserve">[name]</w:t>
+              <w:t xml:space="preserve">[Adekunle or Alain]</w:t>
             </w:r>
           </w:p>
         </w:tc>
@@ -4922,7 +4902,7 @@
                 <w:szCs w:val="19"/>
                 <w:shd w:fill="FFFF00" w:color="auto" w:val="clear"/>
               </w:rPr>
-              <w:t xml:space="preserve">[name]</w:t>
+              <w:t xml:space="preserve">[Adekunle or Alain]</w:t>
             </w:r>
           </w:p>
         </w:tc>
@@ -4965,7 +4945,7 @@
         <w:spacing w:after="120" w:line="276"/>
       </w:pPr>
       <w:r>
-        <w:t xml:space="preserve">Exactly as respondents saw it. Anyone answering 'Never' to Q3 skipped Q4 to Q7.</w:t>
+        <w:t xml:space="preserve">Exactly as respondents saw it. Anyone answering 'Never' to Q3 was asked to skip Q4 to Q7.</w:t>
       </w:r>
     </w:p>
     <w:p>
